--- a/src/features/resume-engine/assets/cv-template.docx
+++ b/src/features/resume-engine/assets/cv-template.docx
@@ -1595,6 +1595,9 @@
               </w:rPr>
             </w:pPr>
             <w:r>
+              <w:rPr>
+                <w:sz w:val="18"/>
+              </w:rPr>
               <w:t>WCAG</w:t>
             </w:r>
           </w:p>
